--- a/tillsyn/A 16195-2026 tillsynsbegäran.docx
+++ b/tillsyn/A 16195-2026 tillsynsbegäran.docx
@@ -238,7 +238,7 @@
     <w:r>
       <w:tab/>
       <w:tab/>
-      <w:t>2026-03-31</w:t>
+      <w:t>2026-04-01</w:t>
       <w:br/>
       <w:br/>
     </w:r>

--- a/tillsyn/A 16195-2026 tillsynsbegäran.docx
+++ b/tillsyn/A 16195-2026 tillsynsbegäran.docx
@@ -238,7 +238,7 @@
     <w:r>
       <w:tab/>
       <w:tab/>
-      <w:t>2026-04-01</w:t>
+      <w:t>2026-04-02</w:t>
       <w:br/>
       <w:br/>
     </w:r>

--- a/tillsyn/A 16195-2026 tillsynsbegäran.docx
+++ b/tillsyn/A 16195-2026 tillsynsbegäran.docx
@@ -238,7 +238,7 @@
     <w:r>
       <w:tab/>
       <w:tab/>
-      <w:t>2026-04-02</w:t>
+      <w:t>2026-04-03</w:t>
       <w:br/>
       <w:br/>
     </w:r>

--- a/tillsyn/A 16195-2026 tillsynsbegäran.docx
+++ b/tillsyn/A 16195-2026 tillsynsbegäran.docx
@@ -238,7 +238,7 @@
     <w:r>
       <w:tab/>
       <w:tab/>
-      <w:t>2026-04-03</w:t>
+      <w:t>2026-04-04</w:t>
       <w:br/>
       <w:br/>
     </w:r>

--- a/tillsyn/A 16195-2026 tillsynsbegäran.docx
+++ b/tillsyn/A 16195-2026 tillsynsbegäran.docx
@@ -238,7 +238,7 @@
     <w:r>
       <w:tab/>
       <w:tab/>
-      <w:t>2026-04-04</w:t>
+      <w:t>2026-04-05</w:t>
       <w:br/>
       <w:br/>
     </w:r>

--- a/tillsyn/A 16195-2026 tillsynsbegäran.docx
+++ b/tillsyn/A 16195-2026 tillsynsbegäran.docx
@@ -238,7 +238,7 @@
     <w:r>
       <w:tab/>
       <w:tab/>
-      <w:t>2026-04-05</w:t>
+      <w:t>2026-04-06</w:t>
       <w:br/>
       <w:br/>
     </w:r>

--- a/tillsyn/A 16195-2026 tillsynsbegäran.docx
+++ b/tillsyn/A 16195-2026 tillsynsbegäran.docx
@@ -95,10 +95,10 @@
         <w:rPr>
           <w:b/>
         </w:rPr>
-        <w:t>Dropptaggsvamp</w:t>
+        <w:t>Dropptaggsvamp (NT)</w:t>
       </w:r>
       <w:r>
-        <w:t xml:space="preserve"> bildar mykorrhiza med tall, huvudsakligen i äldre skog. Total population i landet bedöms ha minskat och fortsatt minska på grund av slutavverkningar och förhöja kvävenivåer i marken som en följd av skogsgödsling. Dropptaggsvamp är typisk art för </w:t>
+        <w:t xml:space="preserve"> bildar mykorrhiza med tall, främst i barrskog med trädkontinuitet, i magra, torra och ljusöppna lavtallskogar och i barrblandskogar med friskmossor och lingon i fältskiktet. Den totala populationen i landet har minskat och bedöms fortsätta minska till följd av slutavverkningar av tallskog. Det är högst oklart om arten långsiktigt kan etablera och reproducera sig i skogsbestånd som brukas med trakthyggesmetoder, markberedning, gödsling eller föryngring med förädlat plantmaterial. Uppfyller kriterierna för att bli rödlistad på grund av ny kunskap som visar att en större andel av populationen än tidigare bedömt är knuten till kontinuitetsbarrskog. Minskningstakten för den svenska populationen bedöms vara nära gränsvärdet för Sårbar (VU). Dropptaggsvamp är typisk art för </w:t>
       </w:r>
       <w:r>
         <w:rPr>
@@ -107,7 +107,7 @@
         <w:t xml:space="preserve">9010 Taiga </w:t>
       </w:r>
       <w:r>
-        <w:t>(SLU Artdatabanken, 2025).</w:t>
+        <w:t>(SLU Artdatabanken, 2026).</w:t>
       </w:r>
     </w:p>
     <w:sectPr>
@@ -238,7 +238,7 @@
     <w:r>
       <w:tab/>
       <w:tab/>
-      <w:t>2026-04-06</w:t>
+      <w:t>2026-04-07</w:t>
       <w:br/>
       <w:br/>
     </w:r>

--- a/tillsyn/A 16195-2026 tillsynsbegäran.docx
+++ b/tillsyn/A 16195-2026 tillsynsbegäran.docx
@@ -238,7 +238,7 @@
     <w:r>
       <w:tab/>
       <w:tab/>
-      <w:t>2026-04-07</w:t>
+      <w:t>2026-04-08</w:t>
       <w:br/>
       <w:br/>
     </w:r>

--- a/tillsyn/A 16195-2026 tillsynsbegäran.docx
+++ b/tillsyn/A 16195-2026 tillsynsbegäran.docx
@@ -238,7 +238,7 @@
     <w:r>
       <w:tab/>
       <w:tab/>
-      <w:t>2026-04-08</w:t>
+      <w:t>2026-04-09</w:t>
       <w:br/>
       <w:br/>
     </w:r>

--- a/tillsyn/A 16195-2026 tillsynsbegäran.docx
+++ b/tillsyn/A 16195-2026 tillsynsbegäran.docx
@@ -238,7 +238,7 @@
     <w:r>
       <w:tab/>
       <w:tab/>
-      <w:t>2026-04-09</w:t>
+      <w:t>2026-04-10</w:t>
       <w:br/>
       <w:br/>
     </w:r>

--- a/tillsyn/A 16195-2026 tillsynsbegäran.docx
+++ b/tillsyn/A 16195-2026 tillsynsbegäran.docx
@@ -238,7 +238,7 @@
     <w:r>
       <w:tab/>
       <w:tab/>
-      <w:t>2026-04-10</w:t>
+      <w:t>2026-04-11</w:t>
       <w:br/>
       <w:br/>
     </w:r>

--- a/tillsyn/A 16195-2026 tillsynsbegäran.docx
+++ b/tillsyn/A 16195-2026 tillsynsbegäran.docx
@@ -238,7 +238,7 @@
     <w:r>
       <w:tab/>
       <w:tab/>
-      <w:t>2026-04-11</w:t>
+      <w:t>2026-04-12</w:t>
       <w:br/>
       <w:br/>
     </w:r>

--- a/tillsyn/A 16195-2026 tillsynsbegäran.docx
+++ b/tillsyn/A 16195-2026 tillsynsbegäran.docx
@@ -238,7 +238,7 @@
     <w:r>
       <w:tab/>
       <w:tab/>
-      <w:t>2026-04-14</w:t>
+      <w:t>2026-04-15</w:t>
       <w:br/>
       <w:br/>
     </w:r>

--- a/tillsyn/A 16195-2026 tillsynsbegäran.docx
+++ b/tillsyn/A 16195-2026 tillsynsbegäran.docx
@@ -238,7 +238,7 @@
     <w:r>
       <w:tab/>
       <w:tab/>
-      <w:t>2026-04-15</w:t>
+      <w:t>2026-04-16</w:t>
       <w:br/>
       <w:br/>
     </w:r>

--- a/tillsyn/A 16195-2026 tillsynsbegäran.docx
+++ b/tillsyn/A 16195-2026 tillsynsbegäran.docx
@@ -238,7 +238,7 @@
     <w:r>
       <w:tab/>
       <w:tab/>
-      <w:t>2026-04-16</w:t>
+      <w:t>2026-04-17</w:t>
       <w:br/>
       <w:br/>
     </w:r>

--- a/tillsyn/A 16195-2026 tillsynsbegäran.docx
+++ b/tillsyn/A 16195-2026 tillsynsbegäran.docx
@@ -238,7 +238,7 @@
     <w:r>
       <w:tab/>
       <w:tab/>
-      <w:t>2026-04-17</w:t>
+      <w:t>2026-04-18</w:t>
       <w:br/>
       <w:br/>
     </w:r>

--- a/tillsyn/A 16195-2026 tillsynsbegäran.docx
+++ b/tillsyn/A 16195-2026 tillsynsbegäran.docx
@@ -238,7 +238,7 @@
     <w:r>
       <w:tab/>
       <w:tab/>
-      <w:t>2026-04-18</w:t>
+      <w:t>2026-04-19</w:t>
       <w:br/>
       <w:br/>
     </w:r>

--- a/tillsyn/A 16195-2026 tillsynsbegäran.docx
+++ b/tillsyn/A 16195-2026 tillsynsbegäran.docx
@@ -238,7 +238,7 @@
     <w:r>
       <w:tab/>
       <w:tab/>
-      <w:t>2026-04-19</w:t>
+      <w:t>2026-04-20</w:t>
       <w:br/>
       <w:br/>
     </w:r>

--- a/tillsyn/A 16195-2026 tillsynsbegäran.docx
+++ b/tillsyn/A 16195-2026 tillsynsbegäran.docx
@@ -238,7 +238,7 @@
     <w:r>
       <w:tab/>
       <w:tab/>
-      <w:t>2026-04-20</w:t>
+      <w:t>2026-04-21</w:t>
       <w:br/>
       <w:br/>
     </w:r>

--- a/tillsyn/A 16195-2026 tillsynsbegäran.docx
+++ b/tillsyn/A 16195-2026 tillsynsbegäran.docx
@@ -238,7 +238,7 @@
     <w:r>
       <w:tab/>
       <w:tab/>
-      <w:t>2026-04-21</w:t>
+      <w:t>2026-04-22</w:t>
       <w:br/>
       <w:br/>
     </w:r>

--- a/tillsyn/A 16195-2026 tillsynsbegäran.docx
+++ b/tillsyn/A 16195-2026 tillsynsbegäran.docx
@@ -238,7 +238,7 @@
     <w:r>
       <w:tab/>
       <w:tab/>
-      <w:t>2026-04-22</w:t>
+      <w:t>2026-04-23</w:t>
       <w:br/>
       <w:br/>
     </w:r>

--- a/tillsyn/A 16195-2026 tillsynsbegäran.docx
+++ b/tillsyn/A 16195-2026 tillsynsbegäran.docx
@@ -238,7 +238,7 @@
     <w:r>
       <w:tab/>
       <w:tab/>
-      <w:t>2026-04-23</w:t>
+      <w:t>2026-04-24</w:t>
       <w:br/>
       <w:br/>
     </w:r>

--- a/tillsyn/A 16195-2026 tillsynsbegäran.docx
+++ b/tillsyn/A 16195-2026 tillsynsbegäran.docx
@@ -238,7 +238,7 @@
     <w:r>
       <w:tab/>
       <w:tab/>
-      <w:t>2026-04-24</w:t>
+      <w:t>2026-04-25</w:t>
       <w:br/>
       <w:br/>
     </w:r>

--- a/tillsyn/A 16195-2026 tillsynsbegäran.docx
+++ b/tillsyn/A 16195-2026 tillsynsbegäran.docx
@@ -238,7 +238,7 @@
     <w:r>
       <w:tab/>
       <w:tab/>
-      <w:t>2026-04-25</w:t>
+      <w:t>2026-04-26</w:t>
       <w:br/>
       <w:br/>
     </w:r>

--- a/tillsyn/A 16195-2026 tillsynsbegäran.docx
+++ b/tillsyn/A 16195-2026 tillsynsbegäran.docx
@@ -238,7 +238,7 @@
     <w:r>
       <w:tab/>
       <w:tab/>
-      <w:t>2026-05-16</w:t>
+      <w:t>2026-05-17</w:t>
       <w:br/>
       <w:br/>
     </w:r>

--- a/tillsyn/A 16195-2026 tillsynsbegäran.docx
+++ b/tillsyn/A 16195-2026 tillsynsbegäran.docx
@@ -238,7 +238,7 @@
     <w:r>
       <w:tab/>
       <w:tab/>
-      <w:t>2026-05-17</w:t>
+      <w:t>2026-05-18</w:t>
       <w:br/>
       <w:br/>
     </w:r>

--- a/tillsyn/A 16195-2026 tillsynsbegäran.docx
+++ b/tillsyn/A 16195-2026 tillsynsbegäran.docx
@@ -238,7 +238,7 @@
     <w:r>
       <w:tab/>
       <w:tab/>
-      <w:t>2026-05-18</w:t>
+      <w:t>2026-05-19</w:t>
       <w:br/>
       <w:br/>
     </w:r>

--- a/tillsyn/A 16195-2026 tillsynsbegäran.docx
+++ b/tillsyn/A 16195-2026 tillsynsbegäran.docx
@@ -238,7 +238,7 @@
     <w:r>
       <w:tab/>
       <w:tab/>
-      <w:t>2026-05-19</w:t>
+      <w:t>2026-05-20</w:t>
       <w:br/>
       <w:br/>
     </w:r>

--- a/tillsyn/A 16195-2026 tillsynsbegäran.docx
+++ b/tillsyn/A 16195-2026 tillsynsbegäran.docx
@@ -238,7 +238,7 @@
     <w:r>
       <w:tab/>
       <w:tab/>
-      <w:t>2026-05-20</w:t>
+      <w:t>2026-05-21</w:t>
       <w:br/>
       <w:br/>
     </w:r>

--- a/tillsyn/A 16195-2026 tillsynsbegäran.docx
+++ b/tillsyn/A 16195-2026 tillsynsbegäran.docx
@@ -238,7 +238,7 @@
     <w:r>
       <w:tab/>
       <w:tab/>
-      <w:t>2026-05-21</w:t>
+      <w:t>2026-05-22</w:t>
       <w:br/>
       <w:br/>
     </w:r>

--- a/tillsyn/A 16195-2026 tillsynsbegäran.docx
+++ b/tillsyn/A 16195-2026 tillsynsbegäran.docx
@@ -238,7 +238,7 @@
     <w:r>
       <w:tab/>
       <w:tab/>
-      <w:t>2026-05-22</w:t>
+      <w:t>2026-05-23</w:t>
       <w:br/>
       <w:br/>
     </w:r>

--- a/tillsyn/A 16195-2026 tillsynsbegäran.docx
+++ b/tillsyn/A 16195-2026 tillsynsbegäran.docx
@@ -238,7 +238,7 @@
     <w:r>
       <w:tab/>
       <w:tab/>
-      <w:t>2026-05-23</w:t>
+      <w:t>2026-05-24</w:t>
       <w:br/>
       <w:br/>
     </w:r>

--- a/tillsyn/A 16195-2026 tillsynsbegäran.docx
+++ b/tillsyn/A 16195-2026 tillsynsbegäran.docx
@@ -238,7 +238,7 @@
     <w:r>
       <w:tab/>
       <w:tab/>
-      <w:t>2026-05-24</w:t>
+      <w:t>2026-05-25</w:t>
       <w:br/>
       <w:br/>
     </w:r>

--- a/tillsyn/A 16195-2026 tillsynsbegäran.docx
+++ b/tillsyn/A 16195-2026 tillsynsbegäran.docx
@@ -238,7 +238,7 @@
     <w:r>
       <w:tab/>
       <w:tab/>
-      <w:t>2026-05-25</w:t>
+      <w:t>2026-05-26</w:t>
       <w:br/>
       <w:br/>
     </w:r>

--- a/tillsyn/A 16195-2026 tillsynsbegäran.docx
+++ b/tillsyn/A 16195-2026 tillsynsbegäran.docx
@@ -238,7 +238,7 @@
     <w:r>
       <w:tab/>
       <w:tab/>
-      <w:t>2026-05-26</w:t>
+      <w:t>2026-05-27</w:t>
       <w:br/>
       <w:br/>
     </w:r>

--- a/tillsyn/A 16195-2026 tillsynsbegäran.docx
+++ b/tillsyn/A 16195-2026 tillsynsbegäran.docx
@@ -238,7 +238,7 @@
     <w:r>
       <w:tab/>
       <w:tab/>
-      <w:t>2026-05-27</w:t>
+      <w:t>2026-05-28</w:t>
       <w:br/>
       <w:br/>
     </w:r>

--- a/tillsyn/A 16195-2026 tillsynsbegäran.docx
+++ b/tillsyn/A 16195-2026 tillsynsbegäran.docx
@@ -238,7 +238,7 @@
     <w:r>
       <w:tab/>
       <w:tab/>
-      <w:t>2026-05-28</w:t>
+      <w:t>2026-05-29</w:t>
       <w:br/>
       <w:br/>
     </w:r>

--- a/tillsyn/A 16195-2026 tillsynsbegäran.docx
+++ b/tillsyn/A 16195-2026 tillsynsbegäran.docx
@@ -238,7 +238,7 @@
     <w:r>
       <w:tab/>
       <w:tab/>
-      <w:t>2026-05-29</w:t>
+      <w:t>2026-05-30</w:t>
       <w:br/>
       <w:br/>
     </w:r>

--- a/tillsyn/A 16195-2026 tillsynsbegäran.docx
+++ b/tillsyn/A 16195-2026 tillsynsbegäran.docx
@@ -238,7 +238,7 @@
     <w:r>
       <w:tab/>
       <w:tab/>
-      <w:t>2026-05-30</w:t>
+      <w:t>2026-05-31</w:t>
       <w:br/>
       <w:br/>
     </w:r>

--- a/tillsyn/A 16195-2026 tillsynsbegäran.docx
+++ b/tillsyn/A 16195-2026 tillsynsbegäran.docx
@@ -238,7 +238,7 @@
     <w:r>
       <w:tab/>
       <w:tab/>
-      <w:t>2026-05-31</w:t>
+      <w:t>2026-06-01</w:t>
       <w:br/>
       <w:br/>
     </w:r>

--- a/tillsyn/A 16195-2026 tillsynsbegäran.docx
+++ b/tillsyn/A 16195-2026 tillsynsbegäran.docx
@@ -238,7 +238,7 @@
     <w:r>
       <w:tab/>
       <w:tab/>
-      <w:t>2026-06-01</w:t>
+      <w:t>2026-06-02</w:t>
       <w:br/>
       <w:br/>
     </w:r>

--- a/tillsyn/A 16195-2026 tillsynsbegäran.docx
+++ b/tillsyn/A 16195-2026 tillsynsbegäran.docx
@@ -238,7 +238,7 @@
     <w:r>
       <w:tab/>
       <w:tab/>
-      <w:t>2026-06-02</w:t>
+      <w:t>2026-06-03</w:t>
       <w:br/>
       <w:br/>
     </w:r>

--- a/tillsyn/A 16195-2026 tillsynsbegäran.docx
+++ b/tillsyn/A 16195-2026 tillsynsbegäran.docx
@@ -238,7 +238,7 @@
     <w:r>
       <w:tab/>
       <w:tab/>
-      <w:t>2026-06-03</w:t>
+      <w:t>2026-06-04</w:t>
       <w:br/>
       <w:br/>
     </w:r>

--- a/tillsyn/A 16195-2026 tillsynsbegäran.docx
+++ b/tillsyn/A 16195-2026 tillsynsbegäran.docx
@@ -238,7 +238,7 @@
     <w:r>
       <w:tab/>
       <w:tab/>
-      <w:t>2026-06-04</w:t>
+      <w:t>2026-06-05</w:t>
       <w:br/>
       <w:br/>
     </w:r>

--- a/tillsyn/A 16195-2026 tillsynsbegäran.docx
+++ b/tillsyn/A 16195-2026 tillsynsbegäran.docx
@@ -238,7 +238,7 @@
     <w:r>
       <w:tab/>
       <w:tab/>
-      <w:t>2026-06-05</w:t>
+      <w:t>2026-06-06</w:t>
       <w:br/>
       <w:br/>
     </w:r>

--- a/tillsyn/A 16195-2026 tillsynsbegäran.docx
+++ b/tillsyn/A 16195-2026 tillsynsbegäran.docx
@@ -238,7 +238,7 @@
     <w:r>
       <w:tab/>
       <w:tab/>
-      <w:t>2026-06-06</w:t>
+      <w:t>2026-06-07</w:t>
       <w:br/>
       <w:br/>
     </w:r>

--- a/tillsyn/A 16195-2026 tillsynsbegäran.docx
+++ b/tillsyn/A 16195-2026 tillsynsbegäran.docx
@@ -238,7 +238,7 @@
     <w:r>
       <w:tab/>
       <w:tab/>
-      <w:t>2026-06-07</w:t>
+      <w:t>2026-06-08</w:t>
       <w:br/>
       <w:br/>
     </w:r>

--- a/tillsyn/A 16195-2026 tillsynsbegäran.docx
+++ b/tillsyn/A 16195-2026 tillsynsbegäran.docx
@@ -238,7 +238,7 @@
     <w:r>
       <w:tab/>
       <w:tab/>
-      <w:t>2026-06-08</w:t>
+      <w:t>2026-06-09</w:t>
       <w:br/>
       <w:br/>
     </w:r>

--- a/tillsyn/A 16195-2026 tillsynsbegäran.docx
+++ b/tillsyn/A 16195-2026 tillsynsbegäran.docx
@@ -238,7 +238,7 @@
     <w:r>
       <w:tab/>
       <w:tab/>
-      <w:t>2026-06-09</w:t>
+      <w:t>2026-06-10</w:t>
       <w:br/>
       <w:br/>
     </w:r>

--- a/tillsyn/A 16195-2026 tillsynsbegäran.docx
+++ b/tillsyn/A 16195-2026 tillsynsbegäran.docx
@@ -238,7 +238,7 @@
     <w:r>
       <w:tab/>
       <w:tab/>
-      <w:t>2026-06-10</w:t>
+      <w:t>2026-06-11</w:t>
       <w:br/>
       <w:br/>
     </w:r>

--- a/tillsyn/A 16195-2026 tillsynsbegäran.docx
+++ b/tillsyn/A 16195-2026 tillsynsbegäran.docx
@@ -238,7 +238,7 @@
     <w:r>
       <w:tab/>
       <w:tab/>
-      <w:t>2026-06-11</w:t>
+      <w:t>2026-06-12</w:t>
       <w:br/>
       <w:br/>
     </w:r>

--- a/tillsyn/A 16195-2026 tillsynsbegäran.docx
+++ b/tillsyn/A 16195-2026 tillsynsbegäran.docx
@@ -238,7 +238,7 @@
     <w:r>
       <w:tab/>
       <w:tab/>
-      <w:t>2026-06-12</w:t>
+      <w:t>2026-06-13</w:t>
       <w:br/>
       <w:br/>
     </w:r>

--- a/tillsyn/A 16195-2026 tillsynsbegäran.docx
+++ b/tillsyn/A 16195-2026 tillsynsbegäran.docx
@@ -238,7 +238,7 @@
     <w:r>
       <w:tab/>
       <w:tab/>
-      <w:t>2026-06-13</w:t>
+      <w:t>2026-06-14</w:t>
       <w:br/>
       <w:br/>
     </w:r>

--- a/tillsyn/A 16195-2026 tillsynsbegäran.docx
+++ b/tillsyn/A 16195-2026 tillsynsbegäran.docx
@@ -444,7 +444,7 @@
     <w:r>
       <w:tab/>
       <w:tab/>
-      <w:t>2026-07-13</w:t>
+      <w:t>2026-07-14</w:t>
       <w:br/>
       <w:br/>
     </w:r>

--- a/tillsyn/A 16195-2026 tillsynsbegäran.docx
+++ b/tillsyn/A 16195-2026 tillsynsbegäran.docx
@@ -444,7 +444,7 @@
     <w:r>
       <w:tab/>
       <w:tab/>
-      <w:t>2026-07-14</w:t>
+      <w:t>2026-07-15</w:t>
       <w:br/>
       <w:br/>
     </w:r>

--- a/tillsyn/A 16195-2026 tillsynsbegäran.docx
+++ b/tillsyn/A 16195-2026 tillsynsbegäran.docx
@@ -444,7 +444,7 @@
     <w:r>
       <w:tab/>
       <w:tab/>
-      <w:t>2026-07-15</w:t>
+      <w:t>2026-07-16</w:t>
       <w:br/>
       <w:br/>
     </w:r>

--- a/tillsyn/A 16195-2026 tillsynsbegäran.docx
+++ b/tillsyn/A 16195-2026 tillsynsbegäran.docx
@@ -444,7 +444,7 @@
     <w:r>
       <w:tab/>
       <w:tab/>
-      <w:t>2026-07-16</w:t>
+      <w:t>2026-07-17</w:t>
       <w:br/>
       <w:br/>
     </w:r>

--- a/tillsyn/A 16195-2026 tillsynsbegäran.docx
+++ b/tillsyn/A 16195-2026 tillsynsbegäran.docx
@@ -444,7 +444,7 @@
     <w:r>
       <w:tab/>
       <w:tab/>
-      <w:t>2026-07-17</w:t>
+      <w:t>2026-07-18</w:t>
       <w:br/>
       <w:br/>
     </w:r>

--- a/tillsyn/A 16195-2026 tillsynsbegäran.docx
+++ b/tillsyn/A 16195-2026 tillsynsbegäran.docx
@@ -444,7 +444,7 @@
     <w:r>
       <w:tab/>
       <w:tab/>
-      <w:t>2026-07-18</w:t>
+      <w:t>2026-07-19</w:t>
       <w:br/>
       <w:br/>
     </w:r>

--- a/tillsyn/A 16195-2026 tillsynsbegäran.docx
+++ b/tillsyn/A 16195-2026 tillsynsbegäran.docx
@@ -444,7 +444,7 @@
     <w:r>
       <w:tab/>
       <w:tab/>
-      <w:t>2026-07-19</w:t>
+      <w:t>2026-07-20</w:t>
       <w:br/>
       <w:br/>
     </w:r>

--- a/tillsyn/A 16195-2026 tillsynsbegäran.docx
+++ b/tillsyn/A 16195-2026 tillsynsbegäran.docx
@@ -444,7 +444,7 @@
     <w:r>
       <w:tab/>
       <w:tab/>
-      <w:t>2026-07-20</w:t>
+      <w:t>2026-07-21</w:t>
       <w:br/>
       <w:br/>
     </w:r>

--- a/tillsyn/A 16195-2026 tillsynsbegäran.docx
+++ b/tillsyn/A 16195-2026 tillsynsbegäran.docx
@@ -444,7 +444,7 @@
     <w:r>
       <w:tab/>
       <w:tab/>
-      <w:t>2026-07-21</w:t>
+      <w:t>2026-07-22</w:t>
       <w:br/>
       <w:br/>
     </w:r>

--- a/tillsyn/A 16195-2026 tillsynsbegäran.docx
+++ b/tillsyn/A 16195-2026 tillsynsbegäran.docx
@@ -444,7 +444,7 @@
     <w:r>
       <w:tab/>
       <w:tab/>
-      <w:t>2026-07-22</w:t>
+      <w:t>2026-07-23</w:t>
       <w:br/>
       <w:br/>
     </w:r>

--- a/tillsyn/A 16195-2026 tillsynsbegäran.docx
+++ b/tillsyn/A 16195-2026 tillsynsbegäran.docx
@@ -444,7 +444,7 @@
     <w:r>
       <w:tab/>
       <w:tab/>
-      <w:t>2026-07-23</w:t>
+      <w:t>2026-07-24</w:t>
       <w:br/>
       <w:br/>
     </w:r>

--- a/tillsyn/A 16195-2026 tillsynsbegäran.docx
+++ b/tillsyn/A 16195-2026 tillsynsbegäran.docx
@@ -444,7 +444,7 @@
     <w:r>
       <w:tab/>
       <w:tab/>
-      <w:t>2026-07-24</w:t>
+      <w:t>2026-07-25</w:t>
       <w:br/>
       <w:br/>
     </w:r>

--- a/tillsyn/A 16195-2026 tillsynsbegäran.docx
+++ b/tillsyn/A 16195-2026 tillsynsbegäran.docx
@@ -444,7 +444,7 @@
     <w:r>
       <w:tab/>
       <w:tab/>
-      <w:t>2026-07-25</w:t>
+      <w:t>2026-07-26</w:t>
       <w:br/>
       <w:br/>
     </w:r>

--- a/tillsyn/A 16195-2026 tillsynsbegäran.docx
+++ b/tillsyn/A 16195-2026 tillsynsbegäran.docx
@@ -444,7 +444,7 @@
     <w:r>
       <w:tab/>
       <w:tab/>
-      <w:t>2026-07-26</w:t>
+      <w:t>2026-07-27</w:t>
       <w:br/>
       <w:br/>
     </w:r>

--- a/tillsyn/A 16195-2026 tillsynsbegäran.docx
+++ b/tillsyn/A 16195-2026 tillsynsbegäran.docx
@@ -444,7 +444,7 @@
     <w:r>
       <w:tab/>
       <w:tab/>
-      <w:t>2026-07-27</w:t>
+      <w:t>2026-07-28</w:t>
       <w:br/>
       <w:br/>
     </w:r>

--- a/tillsyn/A 16195-2026 tillsynsbegäran.docx
+++ b/tillsyn/A 16195-2026 tillsynsbegäran.docx
@@ -444,7 +444,7 @@
     <w:r>
       <w:tab/>
       <w:tab/>
-      <w:t>2026-07-28</w:t>
+      <w:t>2026-07-29</w:t>
       <w:br/>
       <w:br/>
     </w:r>

--- a/tillsyn/A 16195-2026 tillsynsbegäran.docx
+++ b/tillsyn/A 16195-2026 tillsynsbegäran.docx
@@ -444,7 +444,7 @@
     <w:r>
       <w:tab/>
       <w:tab/>
-      <w:t>2026-07-29</w:t>
+      <w:t>2026-07-30</w:t>
       <w:br/>
       <w:br/>
     </w:r>

--- a/tillsyn/A 16195-2026 tillsynsbegäran.docx
+++ b/tillsyn/A 16195-2026 tillsynsbegäran.docx
@@ -444,7 +444,7 @@
     <w:r>
       <w:tab/>
       <w:tab/>
-      <w:t>2026-07-30</w:t>
+      <w:t>2026-07-31</w:t>
       <w:br/>
       <w:br/>
     </w:r>

--- a/tillsyn/A 16195-2026 tillsynsbegäran.docx
+++ b/tillsyn/A 16195-2026 tillsynsbegäran.docx
@@ -444,7 +444,7 @@
     <w:r>
       <w:tab/>
       <w:tab/>
-      <w:t>2026-07-31</w:t>
+      <w:t>2026-08-01</w:t>
       <w:br/>
       <w:br/>
     </w:r>

--- a/tillsyn/A 16195-2026 tillsynsbegäran.docx
+++ b/tillsyn/A 16195-2026 tillsynsbegäran.docx
@@ -444,7 +444,7 @@
     <w:r>
       <w:tab/>
       <w:tab/>
-      <w:t>2026-08-01</w:t>
+      <w:t>2026-08-02</w:t>
       <w:br/>
       <w:br/>
     </w:r>

--- a/tillsyn/A 16195-2026 tillsynsbegäran.docx
+++ b/tillsyn/A 16195-2026 tillsynsbegäran.docx
@@ -444,7 +444,7 @@
     <w:r>
       <w:tab/>
       <w:tab/>
-      <w:t>2026-08-02</w:t>
+      <w:t>2026-08-03</w:t>
       <w:br/>
       <w:br/>
     </w:r>

--- a/tillsyn/A 16195-2026 tillsynsbegäran.docx
+++ b/tillsyn/A 16195-2026 tillsynsbegäran.docx
@@ -444,7 +444,7 @@
     <w:r>
       <w:tab/>
       <w:tab/>
-      <w:t>2026-08-03</w:t>
+      <w:t>2026-08-05</w:t>
       <w:br/>
       <w:br/>
     </w:r>

--- a/tillsyn/A 16195-2026 tillsynsbegäran.docx
+++ b/tillsyn/A 16195-2026 tillsynsbegäran.docx
@@ -444,7 +444,7 @@
     <w:r>
       <w:tab/>
       <w:tab/>
-      <w:t>2026-08-05</w:t>
+      <w:t>2026-08-07</w:t>
       <w:br/>
       <w:br/>
     </w:r>

--- a/tillsyn/A 16195-2026 tillsynsbegäran.docx
+++ b/tillsyn/A 16195-2026 tillsynsbegäran.docx
@@ -444,7 +444,7 @@
     <w:r>
       <w:tab/>
       <w:tab/>
-      <w:t>2026-08-07</w:t>
+      <w:t>2026-08-08</w:t>
       <w:br/>
       <w:br/>
     </w:r>

--- a/tillsyn/A 16195-2026 tillsynsbegäran.docx
+++ b/tillsyn/A 16195-2026 tillsynsbegäran.docx
@@ -60,7 +60,7 @@
         <w:spacing w:after="240"/>
       </w:pPr>
       <w:r>
-        <w:t>Figur 1. Fyndplatser för naturvårdsarter i och inom 2 meter från avverkningsanmälan. Markörer utan svart kant är placerade på fyndplatsen. Markörer med svart kant är placerade vid sidan av fyndplatsen har ett svart streck som visar fyndplatsens exakta position. Kartans mittpunktskoordinat är N 7044025, E 622416 i SWEREF 99 TM.</w:t>
+        <w:t>Figur 1. Fyndplatser för naturvårdsarter i och inom 2 meter från avverkningsanmälan. Markörer utan svart kant är placerade på fyndplatsen. Markörer med svart kant är placerade vid sidan av fyndplatsen och har ett svart streck som visar fyndplatsens exakta position. Kartans mittpunktskoordinat är N 7044025, E 622416 i SWEREF 99 TM.</w:t>
       </w:r>
     </w:p>
     <w:p>
@@ -444,7 +444,7 @@
     <w:r>
       <w:tab/>
       <w:tab/>
-      <w:t>2026-08-14</w:t>
+      <w:t>2026-08-15</w:t>
       <w:br/>
       <w:br/>
     </w:r>

--- a/tillsyn/A 16195-2026 tillsynsbegäran.docx
+++ b/tillsyn/A 16195-2026 tillsynsbegäran.docx
@@ -444,7 +444,7 @@
     <w:r>
       <w:tab/>
       <w:tab/>
-      <w:t>2026-08-15</w:t>
+      <w:t>2026-08-16</w:t>
       <w:br/>
       <w:br/>
     </w:r>

--- a/tillsyn/A 16195-2026 tillsynsbegäran.docx
+++ b/tillsyn/A 16195-2026 tillsynsbegäran.docx
@@ -444,7 +444,7 @@
     <w:r>
       <w:tab/>
       <w:tab/>
-      <w:t>2026-08-16</w:t>
+      <w:t>2026-08-17</w:t>
       <w:br/>
       <w:br/>
     </w:r>

--- a/tillsyn/A 16195-2026 tillsynsbegäran.docx
+++ b/tillsyn/A 16195-2026 tillsynsbegäran.docx
@@ -444,7 +444,7 @@
     <w:r>
       <w:tab/>
       <w:tab/>
-      <w:t>2026-08-17</w:t>
+      <w:t>2026-08-18</w:t>
       <w:br/>
       <w:br/>
     </w:r>

--- a/tillsyn/A 16195-2026 tillsynsbegäran.docx
+++ b/tillsyn/A 16195-2026 tillsynsbegäran.docx
@@ -444,7 +444,7 @@
     <w:r>
       <w:tab/>
       <w:tab/>
-      <w:t>2026-08-18</w:t>
+      <w:t>2026-08-19</w:t>
       <w:br/>
       <w:br/>
     </w:r>

--- a/tillsyn/A 16195-2026 tillsynsbegäran.docx
+++ b/tillsyn/A 16195-2026 tillsynsbegäran.docx
@@ -444,7 +444,7 @@
     <w:r>
       <w:tab/>
       <w:tab/>
-      <w:t>2026-08-19</w:t>
+      <w:t>2026-08-20</w:t>
       <w:br/>
       <w:br/>
     </w:r>

--- a/tillsyn/A 16195-2026 tillsynsbegäran.docx
+++ b/tillsyn/A 16195-2026 tillsynsbegäran.docx
@@ -444,7 +444,7 @@
     <w:r>
       <w:tab/>
       <w:tab/>
-      <w:t>2026-08-20</w:t>
+      <w:t>2026-08-21</w:t>
       <w:br/>
       <w:br/>
     </w:r>

--- a/tillsyn/A 16195-2026 tillsynsbegäran.docx
+++ b/tillsyn/A 16195-2026 tillsynsbegäran.docx
@@ -444,7 +444,7 @@
     <w:r>
       <w:tab/>
       <w:tab/>
-      <w:t>2026-08-21</w:t>
+      <w:t>2026-08-22</w:t>
       <w:br/>
       <w:br/>
     </w:r>

--- a/tillsyn/A 16195-2026 tillsynsbegäran.docx
+++ b/tillsyn/A 16195-2026 tillsynsbegäran.docx
@@ -444,7 +444,7 @@
     <w:r>
       <w:tab/>
       <w:tab/>
-      <w:t>2026-08-22</w:t>
+      <w:t>2026-08-23</w:t>
       <w:br/>
       <w:br/>
     </w:r>

--- a/tillsyn/A 16195-2026 tillsynsbegäran.docx
+++ b/tillsyn/A 16195-2026 tillsynsbegäran.docx
@@ -444,7 +444,7 @@
     <w:r>
       <w:tab/>
       <w:tab/>
-      <w:t>2026-08-23</w:t>
+      <w:t>2026-08-24</w:t>
       <w:br/>
       <w:br/>
     </w:r>

--- a/tillsyn/A 16195-2026 tillsynsbegäran.docx
+++ b/tillsyn/A 16195-2026 tillsynsbegäran.docx
@@ -444,7 +444,7 @@
     <w:r>
       <w:tab/>
       <w:tab/>
-      <w:t>2026-08-24</w:t>
+      <w:t>2026-08-25</w:t>
       <w:br/>
       <w:br/>
     </w:r>

--- a/tillsyn/A 16195-2026 tillsynsbegäran.docx
+++ b/tillsyn/A 16195-2026 tillsynsbegäran.docx
@@ -444,7 +444,7 @@
     <w:r>
       <w:tab/>
       <w:tab/>
-      <w:t>2026-08-25</w:t>
+      <w:t>2026-08-26</w:t>
       <w:br/>
       <w:br/>
     </w:r>

--- a/tillsyn/A 16195-2026 tillsynsbegäran.docx
+++ b/tillsyn/A 16195-2026 tillsynsbegäran.docx
@@ -444,7 +444,7 @@
     <w:r>
       <w:tab/>
       <w:tab/>
-      <w:t>2026-08-26</w:t>
+      <w:t>2026-08-27</w:t>
       <w:br/>
       <w:br/>
     </w:r>

--- a/tillsyn/A 16195-2026 tillsynsbegäran.docx
+++ b/tillsyn/A 16195-2026 tillsynsbegäran.docx
@@ -444,7 +444,7 @@
     <w:r>
       <w:tab/>
       <w:tab/>
-      <w:t>2026-08-27</w:t>
+      <w:t>2026-08-28</w:t>
       <w:br/>
       <w:br/>
     </w:r>

--- a/tillsyn/A 16195-2026 tillsynsbegäran.docx
+++ b/tillsyn/A 16195-2026 tillsynsbegäran.docx
@@ -444,7 +444,7 @@
     <w:r>
       <w:tab/>
       <w:tab/>
-      <w:t>2026-08-28</w:t>
+      <w:t>2026-08-29</w:t>
       <w:br/>
       <w:br/>
     </w:r>

--- a/tillsyn/A 16195-2026 tillsynsbegäran.docx
+++ b/tillsyn/A 16195-2026 tillsynsbegäran.docx
@@ -444,7 +444,7 @@
     <w:r>
       <w:tab/>
       <w:tab/>
-      <w:t>2026-08-29</w:t>
+      <w:t>2026-08-31</w:t>
       <w:br/>
       <w:br/>
     </w:r>

--- a/tillsyn/A 16195-2026 tillsynsbegäran.docx
+++ b/tillsyn/A 16195-2026 tillsynsbegäran.docx
@@ -444,7 +444,7 @@
     <w:r>
       <w:tab/>
       <w:tab/>
-      <w:t>2026-08-31</w:t>
+      <w:t>2026-09-01</w:t>
       <w:br/>
       <w:br/>
     </w:r>

--- a/tillsyn/A 16195-2026 tillsynsbegäran.docx
+++ b/tillsyn/A 16195-2026 tillsynsbegäran.docx
@@ -444,7 +444,7 @@
     <w:r>
       <w:tab/>
       <w:tab/>
-      <w:t>2026-09-01</w:t>
+      <w:t>2026-09-02</w:t>
       <w:br/>
       <w:br/>
     </w:r>

--- a/tillsyn/A 16195-2026 tillsynsbegäran.docx
+++ b/tillsyn/A 16195-2026 tillsynsbegäran.docx
@@ -444,7 +444,7 @@
     <w:r>
       <w:tab/>
       <w:tab/>
-      <w:t>2026-09-02</w:t>
+      <w:t>2026-09-03</w:t>
       <w:br/>
       <w:br/>
     </w:r>

--- a/tillsyn/A 16195-2026 tillsynsbegäran.docx
+++ b/tillsyn/A 16195-2026 tillsynsbegäran.docx
@@ -444,7 +444,7 @@
     <w:r>
       <w:tab/>
       <w:tab/>
-      <w:t>2026-09-03</w:t>
+      <w:t>2026-09-04</w:t>
       <w:br/>
       <w:br/>
     </w:r>

--- a/tillsyn/A 16195-2026 tillsynsbegäran.docx
+++ b/tillsyn/A 16195-2026 tillsynsbegäran.docx
@@ -444,7 +444,7 @@
     <w:r>
       <w:tab/>
       <w:tab/>
-      <w:t>2026-09-04</w:t>
+      <w:t>2026-09-05</w:t>
       <w:br/>
       <w:br/>
     </w:r>

--- a/tillsyn/A 16195-2026 tillsynsbegäran.docx
+++ b/tillsyn/A 16195-2026 tillsynsbegäran.docx
@@ -444,7 +444,7 @@
     <w:r>
       <w:tab/>
       <w:tab/>
-      <w:t>2026-09-05</w:t>
+      <w:t>2026-09-06</w:t>
       <w:br/>
       <w:br/>
     </w:r>

--- a/tillsyn/A 16195-2026 tillsynsbegäran.docx
+++ b/tillsyn/A 16195-2026 tillsynsbegäran.docx
@@ -444,7 +444,7 @@
     <w:r>
       <w:tab/>
       <w:tab/>
-      <w:t>2026-09-06</w:t>
+      <w:t>2026-09-07</w:t>
       <w:br/>
       <w:br/>
     </w:r>

--- a/tillsyn/A 16195-2026 tillsynsbegäran.docx
+++ b/tillsyn/A 16195-2026 tillsynsbegäran.docx
@@ -444,7 +444,7 @@
     <w:r>
       <w:tab/>
       <w:tab/>
-      <w:t>2026-09-07</w:t>
+      <w:t>2026-09-08</w:t>
       <w:br/>
       <w:br/>
     </w:r>

--- a/tillsyn/A 16195-2026 tillsynsbegäran.docx
+++ b/tillsyn/A 16195-2026 tillsynsbegäran.docx
@@ -444,7 +444,7 @@
     <w:r>
       <w:tab/>
       <w:tab/>
-      <w:t>2026-09-08</w:t>
+      <w:t>2026-09-09</w:t>
       <w:br/>
       <w:br/>
     </w:r>

--- a/tillsyn/A 16195-2026 tillsynsbegäran.docx
+++ b/tillsyn/A 16195-2026 tillsynsbegäran.docx
@@ -444,7 +444,7 @@
     <w:r>
       <w:tab/>
       <w:tab/>
-      <w:t>2026-09-09</w:t>
+      <w:t>2026-09-10</w:t>
       <w:br/>
       <w:br/>
     </w:r>

--- a/tillsyn/A 16195-2026 tillsynsbegäran.docx
+++ b/tillsyn/A 16195-2026 tillsynsbegäran.docx
@@ -444,7 +444,7 @@
     <w:r>
       <w:tab/>
       <w:tab/>
-      <w:t>2026-09-10</w:t>
+      <w:t>2026-09-11</w:t>
       <w:br/>
       <w:br/>
     </w:r>

--- a/tillsyn/A 16195-2026 tillsynsbegäran.docx
+++ b/tillsyn/A 16195-2026 tillsynsbegäran.docx
@@ -444,7 +444,7 @@
     <w:r>
       <w:tab/>
       <w:tab/>
-      <w:t>2026-09-11</w:t>
+      <w:t>2026-09-12</w:t>
       <w:br/>
       <w:br/>
     </w:r>
